--- a/en/wisdom-stories/true-love.docx
+++ b/en/wisdom-stories/true-love.docx
@@ -3,98 +3,155 @@
 <w:document xmlns:wpc="http://schemas.microsoft.com/office/word/2010/wordprocessingCanvas" xmlns:mo="http://schemas.microsoft.com/office/mac/office/2008/main" xmlns:mc="http://schemas.openxmlformats.org/markup-compatibility/2006" xmlns:mv="urn:schemas-microsoft-com:mac:vml" xmlns:o="urn:schemas-microsoft-com:office:office" xmlns:r="http://schemas.openxmlformats.org/officeDocument/2006/relationships" xmlns:m="http://schemas.openxmlformats.org/officeDocument/2006/math" xmlns:v="urn:schemas-microsoft-com:vml" xmlns:wp14="http://schemas.microsoft.com/office/word/2010/wordprocessingDrawing" xmlns:wp="http://schemas.openxmlformats.org/drawingml/2006/wordprocessingDrawing" xmlns:w10="urn:schemas-microsoft-com:office:word" xmlns:w="http://schemas.openxmlformats.org/wordprocessingml/2006/main" xmlns:w14="http://schemas.microsoft.com/office/word/2010/wordml" xmlns:wpg="http://schemas.microsoft.com/office/word/2010/wordprocessingGroup" xmlns:wpi="http://schemas.microsoft.com/office/word/2010/wordprocessingInk" xmlns:wne="http://schemas.microsoft.com/office/word/2006/wordml" xmlns:wps="http://schemas.microsoft.com/office/word/2010/wordprocessingShape" mc:Ignorable="w14 wp14">
   <w:body>
     <w:p>
+      <w:pPr>
+        <w:pStyle w:val="Title"/>
+      </w:pPr>
       <w:r>
         <w:t>True Love</w:t>
       </w:r>
     </w:p>
     <w:p>
+      <w:pPr>
+        <w:spacing w:after="80"/>
+      </w:pPr>
       <w:r>
         <w:t>There was an island where all the feelings lived.</w:t>
       </w:r>
     </w:p>
     <w:p>
+      <w:pPr>
+        <w:spacing w:after="80"/>
+      </w:pPr>
       <w:r>
         <w:t>One day news spread that the island was sinking. The feelings began to prepare in haste to leave.</w:t>
       </w:r>
     </w:p>
     <w:p>
+      <w:pPr/>
       <w:r>
         <w:t>Love was in no hurry to leave. She waited until the last moment, as if sure a miracle would save her. When the island was almost gone, Love finally decided to ask for help.</w:t>
       </w:r>
     </w:p>
     <w:p>
+      <w:pPr>
+        <w:spacing w:after="80"/>
+      </w:pPr>
       <w:r>
         <w:t>At that moment Wealth was sailing away in a very large boat.</w:t>
       </w:r>
     </w:p>
     <w:p>
+      <w:pPr/>
       <w:r>
         <w:t>Love asked: “Wealth, can you take me with you?” Wealth said: “No, I can’t. My boat is full of gold and silver — there is no room for you.”</w:t>
       </w:r>
     </w:p>
     <w:p>
+      <w:pPr/>
       <w:r>
         <w:t>Love then turned to Arrogance, sailing in a beautiful sailboat, and asked for help: “Arrogance, please help me.”</w:t>
       </w:r>
     </w:p>
     <w:p>
+      <w:pPr>
+        <w:spacing w:after="80"/>
+      </w:pPr>
       <w:r>
-        <w:t>Arrogance replied: “I can’t help you, Love. You’re too wet — you’ll ruin my sail.”</w:t>
+        <w:t>Arrogance replied, “You’re soaking wet. You’ll spoil my beautiful boat.”</w:t>
       </w:r>
     </w:p>
     <w:p>
+      <w:pPr>
+        <w:spacing w:after="80"/>
+      </w:pPr>
       <w:r>
         <w:t>Sadness was nearby. Love asked him too: “Sadness, may I come with you?”</w:t>
       </w:r>
     </w:p>
     <w:p>
+      <w:pPr>
+        <w:spacing w:after="80"/>
+      </w:pPr>
       <w:r>
         <w:t>Sadness said: “Oh, Love, I am so sad that I need to be alone.”</w:t>
       </w:r>
     </w:p>
     <w:p>
+      <w:pPr>
+        <w:spacing w:after="80"/>
+      </w:pPr>
       <w:r>
         <w:t>Happiness was not far from Love, yet so excited that she did not hear Love’s call.</w:t>
       </w:r>
     </w:p>
     <w:p>
+      <w:pPr/>
       <w:r>
         <w:t>Suddenly a voice said: “Love, come with me.” Love felt so lucky and happy that it did not even occur to her to ask who was reaching out. When they reached the shore, the one who had helped Love left her there and went on.</w:t>
       </w:r>
     </w:p>
     <w:p>
+      <w:pPr/>
       <w:r>
         <w:t>On the shore, realizing how much she owed, Love told a wise person what had happened and asked: “Who was it that helped me?”</w:t>
       </w:r>
     </w:p>
     <w:p>
+      <w:pPr>
+        <w:spacing w:after="80"/>
+      </w:pPr>
       <w:r>
         <w:t>The wise one answered: “It was Time.”</w:t>
       </w:r>
     </w:p>
     <w:p>
+      <w:pPr>
+        <w:spacing w:after="80"/>
+      </w:pPr>
       <w:r>
         <w:t>“Time? But why did Time help me?” Love asked.</w:t>
       </w:r>
     </w:p>
     <w:p>
+      <w:pPr>
+        <w:keepNext/>
+        <w:spacing w:after="80"/>
+      </w:pPr>
       <w:r>
         <w:t>The wise one smiled: “Because only Time knows how important and precious Love is.”</w:t>
       </w:r>
     </w:p>
     <w:p>
+      <w:pPr>
+        <w:keepNext/>
+        <w:keepLines/>
+        <w:spacing w:before="160"/>
+      </w:pPr>
       <w:r>
-        <w:t>Moral: Only time knows the worth of true love. Time keeps sincere love alive and lets the false fade into forgetfulness.</w:t>
+        <w:rPr>
+          <w:b/>
+        </w:rPr>
+        <w:t>Moral:</w:t>
+      </w:r>
+      <w:r>
+        <w:t xml:space="preserve"> Only time knows the worth of true love. Time keeps sincere love alive and lets the false fade into forgetfulness.</w:t>
       </w:r>
     </w:p>
     <w:p>
+      <w:pPr>
+        <w:spacing w:after="80"/>
+      </w:pPr>
       <w:r>
-        <w:t>The story was obtained from open Internet sources.</w:t>
+        <w:rPr>
+          <w:i/>
+          <w:sz w:val="18"/>
+        </w:rPr>
+        <w:t>Source: Publicly available internet sources.</w:t>
       </w:r>
     </w:p>
     <w:sectPr>
       <w:pgSz w:w="12240" w:h="15840"/>
-      <w:pgMar w:top="1440" w:right="1800" w:bottom="1440" w:left="1800" w:header="720" w:footer="720" w:gutter="0"/>
+      <w:pgMar w:top="1080" w:right="1224" w:bottom="1080" w:left="1224" w:header="720" w:footer="720" w:gutter="0"/>
       <w:cols w:space="720"/>
       <w:docGrid w:linePitch="360"/>
     </w:sectPr>
@@ -465,6 +522,16 @@
     <w:name w:val="Normal"/>
     <w:qFormat/>
     <w:rsid w:val="00FC693F"/>
+    <w:pPr>
+      <w:widowControl/>
+      <w:spacing w:after="120" w:line="259" w:lineRule="auto"/>
+    </w:pPr>
+    <w:rPr>
+      <w:rFonts w:ascii="Arial" w:hAnsi="Arial"/>
+      <w:color w:val="000000"/>
+      <w:sz w:val="22"/>
+      <w:lang w:val="en-US"/>
+    </w:rPr>
   </w:style>
   <w:style w:type="paragraph" w:styleId="Header">
     <w:name w:val="header"/>
@@ -807,18 +874,17 @@
     <w:qFormat/>
     <w:rsid w:val="00FC693F"/>
     <w:pPr>
-      <w:pBdr>
-        <w:bottom w:val="single" w:sz="8" w:space="4" w:color="4F81BD" w:themeColor="accent1"/>
-      </w:pBdr>
-      <w:spacing w:after="300" w:line="240" w:lineRule="auto"/>
+      <w:keepNext/>
+      <w:spacing w:after="280" w:line="240" w:lineRule="auto"/>
       <w:contextualSpacing/>
     </w:pPr>
     <w:rPr>
-      <w:rFonts w:asciiTheme="majorHAnsi" w:eastAsiaTheme="majorEastAsia" w:hAnsiTheme="majorHAnsi" w:cstheme="majorBidi"/>
-      <w:color w:val="17365D" w:themeColor="text2" w:themeShade="BF"/>
+      <w:rFonts w:asciiTheme="majorHAnsi" w:eastAsiaTheme="majorEastAsia" w:hAnsiTheme="majorHAnsi" w:cstheme="majorBidi" w:ascii="Arial" w:hAnsi="Arial"/>
+      <w:b/>
+      <w:color w:val="000000"/>
       <w:spacing w:val="5"/>
       <w:kern w:val="28"/>
-      <w:sz w:val="52"/>
+      <w:sz w:val="34"/>
       <w:szCs w:val="52"/>
     </w:rPr>
   </w:style>
@@ -1294,9 +1360,6 @@
     <w:qFormat/>
     <w:rsid w:val="00FC693F"/>
     <w:pPr>
-      <w:pBdr>
-        <w:bottom w:val="single" w:sz="4" w:space="4" w:color="4F81BD" w:themeColor="accent1"/>
-      </w:pBdr>
       <w:spacing w:before="200" w:after="280"/>
       <w:ind w:left="936" w:right="936"/>
     </w:pPr>

--- a/en/wisdom-stories/true-love.docx
+++ b/en/wisdom-stories/true-love.docx
@@ -57,7 +57,7 @@
         <w:spacing w:after="80"/>
       </w:pPr>
       <w:r>
-        <w:t>Arrogance replied, “You’re soaking wet. You’ll spoil my beautiful boat.”</w:t>
+        <w:t>Arrogance replied, “I cannot help you, Love. You are soaking wet; you will ruin my sail.”</w:t>
       </w:r>
     </w:p>
     <w:p>
@@ -87,7 +87,7 @@
     <w:p>
       <w:pPr/>
       <w:r>
-        <w:t>Suddenly a voice said: “Love, come with me.” Love felt so lucky and happy that it did not even occur to her to ask who was reaching out. When they reached the shore, the one who had helped Love left her there and went on.</w:t>
+        <w:t>Suddenly a voice said: “Love, come with me.” Love was so glad that it did not even occur to her to ask who her savior was. When they reached the shore, the one who had helped Love left her there and went on.</w:t>
       </w:r>
     </w:p>
     <w:p>
@@ -131,11 +131,9 @@
         <w:rPr>
           <w:b/>
         </w:rPr>
-        <w:t>Moral:</w:t>
+        <w:t>Moral: Only time knows the worth of true love. Time keeps sincere love alive and lets the false fade into forgetfulness.</w:t>
       </w:r>
-      <w:r>
-        <w:t xml:space="preserve"> Only time knows the worth of true love. Time keeps sincere love alive and lets the false fade into forgetfulness.</w:t>
-      </w:r>
+      <w:r/>
     </w:p>
     <w:p>
       <w:pPr>
@@ -146,7 +144,7 @@
           <w:i/>
           <w:sz w:val="18"/>
         </w:rPr>
-        <w:t>Source: Publicly available internet sources.</w:t>
+        <w:t>Stories are taken from open Internet sources; illustrations were created with AI.</w:t>
       </w:r>
     </w:p>
     <w:sectPr>

--- a/en/wisdom-stories/true-love.docx
+++ b/en/wisdom-stories/true-love.docx
@@ -222,7 +222,7 @@
         <w:rPr>
           <w:lang/>
         </w:rPr>
-        <w:t>Love was so relieved that it never occurred to ask who had offered to help. Upon reaching the shore, the rescuer dropped Love off and continued on.</w:t>
+        <w:t>Love was so relieved that asking the rescuer’s name never crossed their mind. Upon reaching the shore, the rescuer dropped Love off and continued on.</w:t>
       </w:r>
     </w:p>
     <w:p>
@@ -235,7 +235,7 @@
         <w:rPr>
           <w:lang/>
         </w:rPr>
-        <w:t>Only then did Love realise how much was owed to this stranger. Meeting a wise elder, Love told the story and asked:</w:t>
+        <w:t xml:space="preserve">Only then did Love realize how much was owed to this stranger. Meeting a wise elder, Love told the story and asked:</w:t>
       </w:r>
     </w:p>
     <w:p>
